--- a/docs/lista_louvores/Textos_Louvores/ESSÊNCIA DE DEUS.docx
+++ b/docs/lista_louvores/Textos_Louvores/ESSÊNCIA DE DEUS.docx
@@ -1,660 +1,507 @@
 
 <file path=word/document.xml><?xml version="1.0" encoding="utf-8"?>
-<w:document xmlns:wpc="http://schemas.microsoft.com/office/word/2010/wordprocessingCanvas" xmlns:cx="http://schemas.microsoft.com/office/drawing/2014/chartex" xmlns:cx1="http://schemas.microsoft.com/office/drawing/2015/9/8/chartex" xmlns:cx2="http://schemas.microsoft.com/office/drawing/2015/10/21/chartex" xmlns:cx3="http://schemas.microsoft.com/office/drawing/2016/5/9/chartex" xmlns:cx4="http://schemas.microsoft.com/office/drawing/2016/5/10/chartex" xmlns:cx5="http://schemas.microsoft.com/office/drawing/2016/5/11/chartex" xmlns:cx6="http://schemas.microsoft.com/office/drawing/2016/5/12/chartex" xmlns:cx7="http://schemas.microsoft.com/office/drawing/2016/5/13/chartex" xmlns:cx8="http://schemas.microsoft.com/office/drawing/2016/5/14/chartex" xmlns:mc="http://schemas.openxmlformats.org/markup-compatibility/2006" xmlns:aink="http://schemas.microsoft.com/office/drawing/2016/ink" xmlns:am3d="http://schemas.microsoft.com/office/drawing/2017/model3d" xmlns:o="urn:schemas-microsoft-com:office:office" xmlns:oel="http://schemas.microsoft.com/office/2019/extlst" xmlns:r="http://schemas.openxmlformats.org/officeDocument/2006/relationships" xmlns:m="http://schemas.openxmlformats.org/officeDocument/2006/math" xmlns:v="urn:schemas-microsoft-com:vml" xmlns:wp14="http://schemas.microsoft.com/office/word/2010/wordprocessingDrawing" xmlns:wp="http://schemas.openxmlformats.org/drawingml/2006/wordprocessingDrawing" xmlns:w10="urn:schemas-microsoft-com:office:word" xmlns:w="http://schemas.openxmlformats.org/wordprocessingml/2006/main" xmlns:w14="http://schemas.microsoft.com/office/word/2010/wordml" xmlns:w15="http://schemas.microsoft.com/office/word/2012/wordml" xmlns:w16cex="http://schemas.microsoft.com/office/word/2018/wordml/cex" xmlns:w16cid="http://schemas.microsoft.com/office/word/2016/wordml/cid" xmlns:w16="http://schemas.microsoft.com/office/word/2018/wordml" xmlns:w16sdtdh="http://schemas.microsoft.com/office/word/2020/wordml/sdtdatahash" xmlns:w16se="http://schemas.microsoft.com/office/word/2015/wordml/symex" xmlns:wpg="http://schemas.microsoft.com/office/word/2010/wordprocessingGroup" xmlns:wpi="http://schemas.microsoft.com/office/word/2010/wordprocessingInk" xmlns:wne="http://schemas.microsoft.com/office/word/2006/wordml" xmlns:wps="http://schemas.microsoft.com/office/word/2010/wordprocessingShape" mc:Ignorable="w14 w15 w16se w16cid w16 w16cex w16sdtdh wp14">
+<w:document xmlns:wpc="http://schemas.microsoft.com/office/word/2010/wordprocessingCanvas" xmlns:cx="http://schemas.microsoft.com/office/drawing/2014/chartex" xmlns:cx1="http://schemas.microsoft.com/office/drawing/2015/9/8/chartex" xmlns:cx2="http://schemas.microsoft.com/office/drawing/2015/10/21/chartex" xmlns:cx3="http://schemas.microsoft.com/office/drawing/2016/5/9/chartex" xmlns:cx4="http://schemas.microsoft.com/office/drawing/2016/5/10/chartex" xmlns:cx5="http://schemas.microsoft.com/office/drawing/2016/5/11/chartex" xmlns:cx6="http://schemas.microsoft.com/office/drawing/2016/5/12/chartex" xmlns:cx7="http://schemas.microsoft.com/office/drawing/2016/5/13/chartex" xmlns:cx8="http://schemas.microsoft.com/office/drawing/2016/5/14/chartex" xmlns:mc="http://schemas.openxmlformats.org/markup-compatibility/2006" xmlns:aink="http://schemas.microsoft.com/office/drawing/2016/ink" xmlns:am3d="http://schemas.microsoft.com/office/drawing/2017/model3d" xmlns:o="urn:schemas-microsoft-com:office:office" xmlns:oel="http://schemas.microsoft.com/office/2019/extlst" xmlns:r="http://schemas.openxmlformats.org/officeDocument/2006/relationships" xmlns:m="http://schemas.openxmlformats.org/officeDocument/2006/math" xmlns:v="urn:schemas-microsoft-com:vml" xmlns:wp14="http://schemas.microsoft.com/office/word/2010/wordprocessingDrawing" xmlns:wp="http://schemas.openxmlformats.org/drawingml/2006/wordprocessingDrawing" xmlns:w10="urn:schemas-microsoft-com:office:word" xmlns:w="http://schemas.openxmlformats.org/wordprocessingml/2006/main" xmlns:w14="http://schemas.microsoft.com/office/word/2010/wordml" xmlns:w15="http://schemas.microsoft.com/office/word/2012/wordml" xmlns:w16cex="http://schemas.microsoft.com/office/word/2018/wordml/cex" xmlns:w16cid="http://schemas.microsoft.com/office/word/2016/wordml/cid" xmlns:w16="http://schemas.microsoft.com/office/word/2018/wordml" xmlns:w16du="http://schemas.microsoft.com/office/word/2023/wordml/word16du" xmlns:w16sdtdh="http://schemas.microsoft.com/office/word/2020/wordml/sdtdatahash" xmlns:w16sdtfl="http://schemas.microsoft.com/office/word/2024/wordml/sdtformatlock" xmlns:w16se="http://schemas.microsoft.com/office/word/2015/wordml/symex" xmlns:wpg="http://schemas.microsoft.com/office/word/2010/wordprocessingGroup" xmlns:wpi="http://schemas.microsoft.com/office/word/2010/wordprocessingInk" xmlns:wne="http://schemas.microsoft.com/office/word/2006/wordml" xmlns:wps="http://schemas.microsoft.com/office/word/2010/wordprocessingShape" mc:Ignorable="w14 w15 w16se w16cid w16 w16cex w16sdtdh w16sdtfl w16du wp14">
   <w:body>
     <w:p>
       <w:pPr>
-        <w:spacing w:before="120"/>
-        <w:rPr>
-          <w:rFonts w:ascii="Arial" w:hAnsi="Arial" w:cs="Arial"/>
-          <w:sz w:val="28"/>
-          <w:szCs w:val="28"/>
-          <w:u w:val="single"/>
-        </w:rPr>
+        <w:pStyle w:val="Ttulo1"/>
       </w:pPr>
       <w:r>
-        <w:rPr>
-          <w:rFonts w:ascii="Arial" w:hAnsi="Arial" w:cs="Arial"/>
-          <w:sz w:val="28"/>
-          <w:szCs w:val="28"/>
-          <w:u w:val="single"/>
-        </w:rPr>
         <w:t>ESSÊNCIA DE DEUS</w:t>
       </w:r>
     </w:p>
     <w:p>
       <w:pPr>
-        <w:spacing w:before="120"/>
-        <w:rPr>
-          <w:rFonts w:ascii="Arial" w:hAnsi="Arial" w:cs="Arial"/>
+        <w:spacing w:after="120"/>
+        <w:rPr>
           <w:bCs/>
         </w:rPr>
       </w:pPr>
       <w:r>
         <w:rPr>
-          <w:rFonts w:ascii="Arial" w:hAnsi="Arial" w:cs="Arial"/>
-          <w:bCs/>
-        </w:rPr>
-        <w:t>O mundo há de passar</w:t>
-      </w:r>
-      <w:r>
-        <w:rPr>
-          <w:rFonts w:ascii="Arial" w:hAnsi="Arial" w:cs="Arial"/>
-          <w:bCs/>
-        </w:rPr>
-        <w:t xml:space="preserve"> </w:t>
-      </w:r>
-      <w:r>
-        <w:rPr>
-          <w:rFonts w:ascii="Arial" w:hAnsi="Arial" w:cs="Arial"/>
-          <w:bCs/>
-        </w:rPr>
-        <w:t>e toda profecia</w:t>
+          <w:bCs/>
+        </w:rPr>
+        <w:t>O mundo há de passar e toda profecia</w:t>
+      </w:r>
+      <w:r>
+        <w:rPr>
+          <w:bCs/>
+        </w:rPr>
+        <w:br/>
+      </w:r>
+      <w:r>
+        <w:rPr>
+          <w:bCs/>
+        </w:rPr>
+        <w:t>Os dons, as línguas e tudo mais que existir</w:t>
       </w:r>
     </w:p>
     <w:p>
       <w:pPr>
-        <w:rPr>
-          <w:rFonts w:ascii="Arial" w:hAnsi="Arial" w:cs="Arial"/>
+        <w:spacing w:after="120"/>
+        <w:rPr>
           <w:bCs/>
         </w:rPr>
       </w:pPr>
       <w:r>
         <w:rPr>
-          <w:rFonts w:ascii="Arial" w:hAnsi="Arial" w:cs="Arial"/>
-          <w:bCs/>
-        </w:rPr>
-        <w:t>Os dons, as línguas</w:t>
-      </w:r>
-      <w:r>
-        <w:rPr>
-          <w:rFonts w:ascii="Arial" w:hAnsi="Arial" w:cs="Arial"/>
-          <w:bCs/>
-        </w:rPr>
-        <w:t xml:space="preserve"> </w:t>
-      </w:r>
-      <w:r>
-        <w:rPr>
-          <w:rFonts w:ascii="Arial" w:hAnsi="Arial" w:cs="Arial"/>
-          <w:bCs/>
-        </w:rPr>
-        <w:t>e tudo mais que existir</w:t>
+          <w:bCs/>
+        </w:rPr>
+        <w:t xml:space="preserve">Porém, como Aquele que foi, </w:t>
+      </w:r>
+      <w:r>
+        <w:rPr>
+          <w:bCs/>
+        </w:rPr>
+        <w:br/>
+      </w:r>
+      <w:r>
+        <w:rPr>
+          <w:bCs/>
+        </w:rPr>
+        <w:t xml:space="preserve">Hoje é e </w:t>
+      </w:r>
+      <w:proofErr w:type="gramStart"/>
+      <w:r>
+        <w:rPr>
+          <w:bCs/>
+        </w:rPr>
+        <w:t>pra</w:t>
+      </w:r>
+      <w:proofErr w:type="gramEnd"/>
+      <w:r>
+        <w:rPr>
+          <w:bCs/>
+        </w:rPr>
+        <w:t xml:space="preserve"> sempre há de ser,</w:t>
+      </w:r>
+      <w:r>
+        <w:rPr>
+          <w:bCs/>
+        </w:rPr>
+        <w:br/>
+      </w:r>
+      <w:r>
+        <w:rPr>
+          <w:bCs/>
+        </w:rPr>
+        <w:t>O amor é a essência de Deus</w:t>
+      </w:r>
+      <w:r>
+        <w:rPr>
+          <w:bCs/>
+        </w:rPr>
+        <w:br/>
+      </w:r>
+      <w:r>
+        <w:rPr>
+          <w:bCs/>
+        </w:rPr>
+        <w:t xml:space="preserve">E </w:t>
+      </w:r>
+      <w:proofErr w:type="gramStart"/>
+      <w:r>
+        <w:rPr>
+          <w:bCs/>
+        </w:rPr>
+        <w:t>pra</w:t>
+      </w:r>
+      <w:proofErr w:type="gramEnd"/>
+      <w:r>
+        <w:rPr>
+          <w:bCs/>
+        </w:rPr>
+        <w:t xml:space="preserve"> sempre também vai viver</w:t>
       </w:r>
     </w:p>
     <w:p>
       <w:pPr>
-        <w:rPr>
-          <w:rFonts w:ascii="Arial" w:hAnsi="Arial" w:cs="Arial"/>
+        <w:spacing w:after="120"/>
+        <w:rPr>
           <w:bCs/>
         </w:rPr>
       </w:pPr>
       <w:r>
         <w:rPr>
-          <w:rFonts w:ascii="Arial" w:hAnsi="Arial" w:cs="Arial"/>
-          <w:bCs/>
-        </w:rPr>
-        <w:t xml:space="preserve">Porém, como Aquele que foi, </w:t>
+          <w:bCs/>
+        </w:rPr>
+        <w:t>Bondoso e sem rancor, fiel e paciente</w:t>
+      </w:r>
+      <w:r>
+        <w:rPr>
+          <w:bCs/>
+        </w:rPr>
+        <w:br/>
+      </w:r>
+      <w:r>
+        <w:rPr>
+          <w:bCs/>
+        </w:rPr>
+        <w:t>Humilde e sofredor, espera tão somente</w:t>
+      </w:r>
+      <w:r>
+        <w:rPr>
+          <w:bCs/>
+        </w:rPr>
+        <w:br/>
+      </w:r>
+      <w:r>
+        <w:rPr>
+          <w:bCs/>
+        </w:rPr>
+        <w:t>Justo e verdadeiro, tudo suporta e tudo crê</w:t>
       </w:r>
     </w:p>
     <w:p>
       <w:pPr>
-        <w:rPr>
-          <w:rFonts w:ascii="Arial" w:hAnsi="Arial" w:cs="Arial"/>
+        <w:spacing w:after="120"/>
+        <w:rPr>
           <w:bCs/>
         </w:rPr>
       </w:pPr>
       <w:r>
         <w:rPr>
-          <w:rFonts w:ascii="Arial" w:hAnsi="Arial" w:cs="Arial"/>
-          <w:bCs/>
-        </w:rPr>
-        <w:t>H</w:t>
-      </w:r>
-      <w:r>
-        <w:rPr>
-          <w:rFonts w:ascii="Arial" w:hAnsi="Arial" w:cs="Arial"/>
-          <w:bCs/>
-        </w:rPr>
-        <w:t>oje é</w:t>
-      </w:r>
-      <w:r>
-        <w:rPr>
-          <w:rFonts w:ascii="Arial" w:hAnsi="Arial" w:cs="Arial"/>
-          <w:bCs/>
-        </w:rPr>
-        <w:t xml:space="preserve"> </w:t>
-      </w:r>
-      <w:r>
-        <w:rPr>
-          <w:rFonts w:ascii="Arial" w:hAnsi="Arial" w:cs="Arial"/>
-          <w:bCs/>
-        </w:rPr>
-        <w:t xml:space="preserve">e </w:t>
-      </w:r>
-      <w:proofErr w:type="gramStart"/>
-      <w:r>
-        <w:rPr>
-          <w:rFonts w:ascii="Arial" w:hAnsi="Arial" w:cs="Arial"/>
-          <w:bCs/>
-        </w:rPr>
-        <w:t>pra</w:t>
-      </w:r>
-      <w:proofErr w:type="gramEnd"/>
-      <w:r>
-        <w:rPr>
-          <w:rFonts w:ascii="Arial" w:hAnsi="Arial" w:cs="Arial"/>
-          <w:bCs/>
-        </w:rPr>
-        <w:t xml:space="preserve"> sempre há de ser,</w:t>
+          <w:bCs/>
+        </w:rPr>
+        <w:t>Tão puro e perfeito é o amor</w:t>
+      </w:r>
+      <w:r>
+        <w:rPr>
+          <w:bCs/>
+        </w:rPr>
+        <w:br/>
+        <w:t>Não busca interesse ou favor</w:t>
+      </w:r>
+      <w:r>
+        <w:rPr>
+          <w:bCs/>
+        </w:rPr>
+        <w:br/>
+      </w:r>
+      <w:r>
+        <w:rPr>
+          <w:bCs/>
+        </w:rPr>
+        <w:t>Mistério, expressão, vida e luz do Senhor</w:t>
       </w:r>
     </w:p>
     <w:p>
       <w:pPr>
-        <w:rPr>
-          <w:rFonts w:ascii="Arial" w:hAnsi="Arial" w:cs="Arial"/>
+        <w:spacing w:after="120"/>
+        <w:rPr>
           <w:bCs/>
         </w:rPr>
       </w:pPr>
       <w:r>
         <w:rPr>
-          <w:rFonts w:ascii="Arial" w:hAnsi="Arial" w:cs="Arial"/>
-          <w:bCs/>
-        </w:rPr>
-        <w:t>O amor é a essência de Deus</w:t>
-      </w:r>
-      <w:r>
-        <w:rPr>
-          <w:rFonts w:ascii="Arial" w:hAnsi="Arial" w:cs="Arial"/>
-          <w:bCs/>
-        </w:rPr>
-        <w:br/>
-      </w:r>
-      <w:r>
-        <w:rPr>
-          <w:rFonts w:ascii="Arial" w:hAnsi="Arial" w:cs="Arial"/>
-          <w:bCs/>
-        </w:rPr>
-        <w:t>E</w:t>
-      </w:r>
-      <w:r>
-        <w:rPr>
-          <w:rFonts w:ascii="Arial" w:hAnsi="Arial" w:cs="Arial"/>
-          <w:bCs/>
-        </w:rPr>
-        <w:t xml:space="preserve"> </w:t>
-      </w:r>
-      <w:proofErr w:type="gramStart"/>
-      <w:r>
-        <w:rPr>
-          <w:rFonts w:ascii="Arial" w:hAnsi="Arial" w:cs="Arial"/>
-          <w:bCs/>
-        </w:rPr>
-        <w:t>pra</w:t>
-      </w:r>
-      <w:proofErr w:type="gramEnd"/>
-      <w:r>
-        <w:rPr>
-          <w:rFonts w:ascii="Arial" w:hAnsi="Arial" w:cs="Arial"/>
-          <w:bCs/>
-        </w:rPr>
-        <w:t xml:space="preserve"> sempre também vai viver</w:t>
+          <w:bCs/>
+        </w:rPr>
+        <w:t xml:space="preserve">Se eu pudesse saber </w:t>
+      </w:r>
+      <w:r>
+        <w:rPr>
+          <w:bCs/>
+        </w:rPr>
+        <w:br/>
+      </w:r>
+      <w:r>
+        <w:rPr>
+          <w:bCs/>
+        </w:rPr>
+        <w:t>destinos ou futuros</w:t>
+      </w:r>
+      <w:r>
+        <w:rPr>
+          <w:bCs/>
+        </w:rPr>
+        <w:br/>
+      </w:r>
+      <w:r>
+        <w:rPr>
+          <w:bCs/>
+        </w:rPr>
+        <w:t xml:space="preserve">Fazer mover as montanhas </w:t>
+      </w:r>
+      <w:r>
+        <w:rPr>
+          <w:bCs/>
+        </w:rPr>
+        <w:br/>
+      </w:r>
+      <w:r>
+        <w:rPr>
+          <w:bCs/>
+        </w:rPr>
+        <w:t>com minha fé</w:t>
       </w:r>
     </w:p>
     <w:p>
       <w:pPr>
-        <w:rPr>
-          <w:rFonts w:ascii="Arial" w:hAnsi="Arial" w:cs="Arial"/>
+        <w:spacing w:after="120"/>
+        <w:rPr>
           <w:bCs/>
         </w:rPr>
       </w:pPr>
       <w:r>
         <w:rPr>
-          <w:rFonts w:ascii="Arial" w:hAnsi="Arial" w:cs="Arial"/>
-          <w:bCs/>
-        </w:rPr>
-        <w:t>Bondoso e sem rancor,</w:t>
-      </w:r>
-      <w:r>
-        <w:rPr>
-          <w:rFonts w:ascii="Arial" w:hAnsi="Arial" w:cs="Arial"/>
-          <w:bCs/>
-        </w:rPr>
-        <w:t xml:space="preserve"> </w:t>
-      </w:r>
-      <w:r>
-        <w:rPr>
-          <w:rFonts w:ascii="Arial" w:hAnsi="Arial" w:cs="Arial"/>
-          <w:bCs/>
-        </w:rPr>
-        <w:t>fiel e paciente</w:t>
+          <w:bCs/>
+        </w:rPr>
+        <w:t xml:space="preserve">Se eu pudesse falar </w:t>
+      </w:r>
+      <w:r>
+        <w:rPr>
+          <w:bCs/>
+        </w:rPr>
+        <w:br/>
+      </w:r>
+      <w:r>
+        <w:rPr>
+          <w:bCs/>
+        </w:rPr>
+        <w:t xml:space="preserve">qualquer língua </w:t>
+      </w:r>
+      <w:r>
+        <w:rPr>
+          <w:bCs/>
+        </w:rPr>
+        <w:br/>
+        <w:t>e</w:t>
+      </w:r>
+      <w:r>
+        <w:rPr>
+          <w:bCs/>
+        </w:rPr>
+        <w:t>m qualquer lugar</w:t>
+      </w:r>
+      <w:r>
+        <w:rPr>
+          <w:bCs/>
+        </w:rPr>
+        <w:br/>
+      </w:r>
+      <w:r>
+        <w:rPr>
+          <w:bCs/>
+        </w:rPr>
+        <w:t xml:space="preserve">E desse os meus bens </w:t>
+      </w:r>
+      <w:r>
+        <w:rPr>
+          <w:bCs/>
+        </w:rPr>
+        <w:br/>
+      </w:r>
+      <w:r>
+        <w:rPr>
+          <w:bCs/>
+        </w:rPr>
+        <w:t xml:space="preserve">ao mais pobre </w:t>
+      </w:r>
+      <w:r>
+        <w:rPr>
+          <w:bCs/>
+        </w:rPr>
+        <w:br/>
+      </w:r>
+      <w:r>
+        <w:rPr>
+          <w:bCs/>
+        </w:rPr>
+        <w:t xml:space="preserve">Ou morresse </w:t>
+      </w:r>
+      <w:r>
+        <w:rPr>
+          <w:bCs/>
+        </w:rPr>
+        <w:br/>
+      </w:r>
+      <w:r>
+        <w:rPr>
+          <w:bCs/>
+        </w:rPr>
+        <w:t>em favor de alguém</w:t>
       </w:r>
     </w:p>
     <w:p>
       <w:pPr>
-        <w:rPr>
-          <w:rFonts w:ascii="Arial" w:hAnsi="Arial" w:cs="Arial"/>
-          <w:bCs/>
+        <w:spacing w:after="120"/>
+        <w:rPr>
+          <w:b/>
+          <w:i/>
+          <w:iCs/>
         </w:rPr>
       </w:pPr>
       <w:r>
         <w:rPr>
-          <w:rFonts w:ascii="Arial" w:hAnsi="Arial" w:cs="Arial"/>
-          <w:bCs/>
-        </w:rPr>
-        <w:t>Humilde e sofredor,</w:t>
-      </w:r>
-      <w:r>
-        <w:rPr>
-          <w:rFonts w:ascii="Arial" w:hAnsi="Arial" w:cs="Arial"/>
-          <w:bCs/>
-        </w:rPr>
-        <w:t xml:space="preserve"> </w:t>
-      </w:r>
-      <w:r>
-        <w:rPr>
-          <w:rFonts w:ascii="Arial" w:hAnsi="Arial" w:cs="Arial"/>
-          <w:bCs/>
-        </w:rPr>
-        <w:t>espera tão somente</w:t>
+          <w:b/>
+          <w:i/>
+          <w:iCs/>
+        </w:rPr>
+        <w:t xml:space="preserve">Se não tivesse amor, </w:t>
+      </w:r>
+      <w:r>
+        <w:rPr>
+          <w:b/>
+          <w:i/>
+          <w:iCs/>
+        </w:rPr>
+        <w:br/>
+      </w:r>
+      <w:r>
+        <w:rPr>
+          <w:b/>
+          <w:i/>
+          <w:iCs/>
+        </w:rPr>
+        <w:t>de nada valeria</w:t>
+      </w:r>
+      <w:r>
+        <w:rPr>
+          <w:b/>
+          <w:i/>
+          <w:iCs/>
+        </w:rPr>
+        <w:br/>
+      </w:r>
+      <w:r>
+        <w:rPr>
+          <w:b/>
+          <w:i/>
+          <w:iCs/>
+        </w:rPr>
+        <w:t xml:space="preserve">Se não tivesse amor, </w:t>
+      </w:r>
+      <w:r>
+        <w:rPr>
+          <w:b/>
+          <w:i/>
+          <w:iCs/>
+        </w:rPr>
+        <w:br/>
+      </w:r>
+      <w:r>
+        <w:rPr>
+          <w:b/>
+          <w:i/>
+          <w:iCs/>
+        </w:rPr>
+        <w:t>proveito algum teria</w:t>
+      </w:r>
+      <w:r>
+        <w:rPr>
+          <w:b/>
+          <w:i/>
+          <w:iCs/>
+        </w:rPr>
+        <w:br/>
+      </w:r>
+      <w:r>
+        <w:rPr>
+          <w:b/>
+          <w:i/>
+          <w:iCs/>
+        </w:rPr>
+        <w:t xml:space="preserve">Fria e sem razão, </w:t>
+      </w:r>
+      <w:r>
+        <w:rPr>
+          <w:b/>
+          <w:i/>
+          <w:iCs/>
+        </w:rPr>
+        <w:br/>
+      </w:r>
+      <w:r>
+        <w:rPr>
+          <w:b/>
+          <w:i/>
+          <w:iCs/>
+        </w:rPr>
+        <w:t>a vida então passaria</w:t>
+      </w:r>
+      <w:r>
+        <w:rPr>
+          <w:b/>
+          <w:i/>
+          <w:iCs/>
+        </w:rPr>
+        <w:br/>
+      </w:r>
+      <w:r>
+        <w:rPr>
+          <w:b/>
+          <w:i/>
+          <w:iCs/>
+        </w:rPr>
+        <w:t xml:space="preserve">Vazio seria o falar, </w:t>
+      </w:r>
+      <w:r>
+        <w:rPr>
+          <w:b/>
+          <w:i/>
+          <w:iCs/>
+        </w:rPr>
+        <w:br/>
+      </w:r>
+      <w:r>
+        <w:rPr>
+          <w:b/>
+          <w:i/>
+          <w:iCs/>
+        </w:rPr>
+        <w:t>Um sino que insiste em tocar</w:t>
+      </w:r>
+      <w:r>
+        <w:rPr>
+          <w:b/>
+          <w:i/>
+          <w:iCs/>
+        </w:rPr>
+        <w:br/>
+      </w:r>
+      <w:r>
+        <w:rPr>
+          <w:b/>
+          <w:i/>
+          <w:iCs/>
+        </w:rPr>
+        <w:t xml:space="preserve">Se dentro de mim </w:t>
+      </w:r>
+      <w:r>
+        <w:rPr>
+          <w:b/>
+          <w:i/>
+          <w:iCs/>
+        </w:rPr>
+        <w:br/>
+      </w:r>
+      <w:r>
+        <w:rPr>
+          <w:b/>
+          <w:i/>
+          <w:iCs/>
+        </w:rPr>
+        <w:t>não valesse o amor</w:t>
       </w:r>
     </w:p>
     <w:p>
       <w:pPr>
-        <w:rPr>
-          <w:rFonts w:ascii="Arial" w:hAnsi="Arial" w:cs="Arial"/>
-          <w:bCs/>
+        <w:spacing w:after="120"/>
+        <w:rPr>
+          <w:b/>
+          <w:i/>
+          <w:iCs/>
         </w:rPr>
       </w:pPr>
       <w:r>
         <w:rPr>
-          <w:rFonts w:ascii="Arial" w:hAnsi="Arial" w:cs="Arial"/>
-          <w:bCs/>
-        </w:rPr>
-        <w:t>Justo e verdadeiro,</w:t>
-      </w:r>
-      <w:r>
-        <w:rPr>
-          <w:rFonts w:ascii="Arial" w:hAnsi="Arial" w:cs="Arial"/>
-          <w:bCs/>
-        </w:rPr>
-        <w:t xml:space="preserve"> </w:t>
-      </w:r>
-      <w:r>
-        <w:rPr>
-          <w:rFonts w:ascii="Arial" w:hAnsi="Arial" w:cs="Arial"/>
-          <w:bCs/>
-        </w:rPr>
-        <w:t>tudo suporta e tudo crê</w:t>
+          <w:b/>
+          <w:i/>
+          <w:iCs/>
+        </w:rPr>
+        <w:t>[REFRÃO]</w:t>
       </w:r>
     </w:p>
-    <w:p>
-      <w:pPr>
-        <w:rPr>
-          <w:rFonts w:ascii="Arial" w:hAnsi="Arial" w:cs="Arial"/>
-          <w:bCs/>
-        </w:rPr>
-      </w:pPr>
-      <w:r>
-        <w:rPr>
-          <w:rFonts w:ascii="Arial" w:hAnsi="Arial" w:cs="Arial"/>
-          <w:bCs/>
-        </w:rPr>
-        <w:t>Tão puro e perfeito é o amor</w:t>
-      </w:r>
-      <w:r>
-        <w:rPr>
-          <w:rFonts w:ascii="Arial" w:hAnsi="Arial" w:cs="Arial"/>
-          <w:bCs/>
-        </w:rPr>
-        <w:br/>
-        <w:t>Não busca interesse ou favor</w:t>
-      </w:r>
-    </w:p>
-    <w:p>
-      <w:pPr>
-        <w:rPr>
-          <w:rFonts w:ascii="Arial" w:hAnsi="Arial" w:cs="Arial"/>
-          <w:bCs/>
-        </w:rPr>
-      </w:pPr>
-      <w:r>
-        <w:rPr>
-          <w:rFonts w:ascii="Arial" w:hAnsi="Arial" w:cs="Arial"/>
-          <w:bCs/>
-        </w:rPr>
-        <w:t>Mistério, expressão,</w:t>
-      </w:r>
-      <w:r>
-        <w:rPr>
-          <w:rFonts w:ascii="Arial" w:hAnsi="Arial" w:cs="Arial"/>
-          <w:bCs/>
-        </w:rPr>
-        <w:t xml:space="preserve"> </w:t>
-      </w:r>
-      <w:r>
-        <w:rPr>
-          <w:rFonts w:ascii="Arial" w:hAnsi="Arial" w:cs="Arial"/>
-          <w:bCs/>
-        </w:rPr>
-        <w:t>vida e luz do Senhor</w:t>
-      </w:r>
-    </w:p>
-    <w:p>
-      <w:pPr>
-        <w:spacing w:before="120"/>
-        <w:rPr>
-          <w:rFonts w:ascii="Arial" w:hAnsi="Arial" w:cs="Arial"/>
-          <w:bCs/>
-        </w:rPr>
-      </w:pPr>
-      <w:r>
-        <w:rPr>
-          <w:rFonts w:ascii="Arial" w:hAnsi="Arial" w:cs="Arial"/>
-          <w:bCs/>
-        </w:rPr>
-        <w:t>Se eu pudesse saber destinos ou futuros</w:t>
-      </w:r>
-    </w:p>
-    <w:p>
-      <w:pPr>
-        <w:rPr>
-          <w:rFonts w:ascii="Arial" w:hAnsi="Arial" w:cs="Arial"/>
-          <w:bCs/>
-        </w:rPr>
-      </w:pPr>
-      <w:r>
-        <w:rPr>
-          <w:rFonts w:ascii="Arial" w:hAnsi="Arial" w:cs="Arial"/>
-          <w:bCs/>
-        </w:rPr>
-        <w:t>Fazer mover as montanhas</w:t>
-      </w:r>
-      <w:r>
-        <w:rPr>
-          <w:rFonts w:ascii="Arial" w:hAnsi="Arial" w:cs="Arial"/>
-          <w:bCs/>
-        </w:rPr>
-        <w:t xml:space="preserve"> c</w:t>
-      </w:r>
-      <w:r>
-        <w:rPr>
-          <w:rFonts w:ascii="Arial" w:hAnsi="Arial" w:cs="Arial"/>
-          <w:bCs/>
-        </w:rPr>
-        <w:t>om minha fé</w:t>
-      </w:r>
-    </w:p>
-    <w:p>
-      <w:pPr>
-        <w:rPr>
-          <w:rFonts w:ascii="Arial" w:hAnsi="Arial" w:cs="Arial"/>
-          <w:bCs/>
-        </w:rPr>
-      </w:pPr>
-      <w:r>
-        <w:rPr>
-          <w:rFonts w:ascii="Arial" w:hAnsi="Arial" w:cs="Arial"/>
-          <w:bCs/>
-        </w:rPr>
-        <w:t xml:space="preserve">Se eu pudesse falar qualquer língua </w:t>
-      </w:r>
-    </w:p>
-    <w:p>
-      <w:pPr>
-        <w:rPr>
-          <w:rFonts w:ascii="Arial" w:hAnsi="Arial" w:cs="Arial"/>
-          <w:bCs/>
-        </w:rPr>
-      </w:pPr>
-      <w:r>
-        <w:rPr>
-          <w:rFonts w:ascii="Arial" w:hAnsi="Arial" w:cs="Arial"/>
-          <w:bCs/>
-        </w:rPr>
-        <w:t>E</w:t>
-      </w:r>
-      <w:r>
-        <w:rPr>
-          <w:rFonts w:ascii="Arial" w:hAnsi="Arial" w:cs="Arial"/>
-          <w:bCs/>
-        </w:rPr>
-        <w:t>m qualquer lugar</w:t>
-      </w:r>
-    </w:p>
-    <w:p>
-      <w:pPr>
-        <w:rPr>
-          <w:rFonts w:ascii="Arial" w:hAnsi="Arial" w:cs="Arial"/>
-          <w:bCs/>
-        </w:rPr>
-      </w:pPr>
-      <w:r>
-        <w:rPr>
-          <w:rFonts w:ascii="Arial" w:hAnsi="Arial" w:cs="Arial"/>
-          <w:bCs/>
-        </w:rPr>
-        <w:t xml:space="preserve">E desse os meus bens </w:t>
-      </w:r>
-      <w:r>
-        <w:rPr>
-          <w:rFonts w:ascii="Arial" w:hAnsi="Arial" w:cs="Arial"/>
-          <w:bCs/>
-        </w:rPr>
-        <w:t>a</w:t>
-      </w:r>
-      <w:r>
-        <w:rPr>
-          <w:rFonts w:ascii="Arial" w:hAnsi="Arial" w:cs="Arial"/>
-          <w:bCs/>
-        </w:rPr>
-        <w:t xml:space="preserve">o mais pobre </w:t>
-      </w:r>
-    </w:p>
-    <w:p>
-      <w:pPr>
-        <w:rPr>
-          <w:rFonts w:ascii="Arial" w:hAnsi="Arial" w:cs="Arial"/>
-          <w:bCs/>
-        </w:rPr>
-      </w:pPr>
-      <w:r>
-        <w:rPr>
-          <w:rFonts w:ascii="Arial" w:hAnsi="Arial" w:cs="Arial"/>
-          <w:bCs/>
-        </w:rPr>
-        <w:t>O</w:t>
-      </w:r>
-      <w:r>
-        <w:rPr>
-          <w:rFonts w:ascii="Arial" w:hAnsi="Arial" w:cs="Arial"/>
-          <w:bCs/>
-        </w:rPr>
-        <w:t>u morresse</w:t>
-      </w:r>
-      <w:r>
-        <w:rPr>
-          <w:rFonts w:ascii="Arial" w:hAnsi="Arial" w:cs="Arial"/>
-          <w:bCs/>
-        </w:rPr>
-        <w:t xml:space="preserve"> </w:t>
-      </w:r>
-      <w:r>
-        <w:rPr>
-          <w:rFonts w:ascii="Arial" w:hAnsi="Arial" w:cs="Arial"/>
-          <w:bCs/>
-        </w:rPr>
-        <w:t>em favor de alguém</w:t>
-      </w:r>
-    </w:p>
-    <w:p>
-      <w:pPr>
-        <w:spacing w:before="120"/>
-        <w:rPr>
-          <w:rFonts w:ascii="Arial" w:hAnsi="Arial" w:cs="Arial"/>
-          <w:b/>
-        </w:rPr>
-      </w:pPr>
-      <w:r>
-        <w:rPr>
-          <w:rFonts w:ascii="Arial" w:hAnsi="Arial" w:cs="Arial"/>
-          <w:b/>
-        </w:rPr>
-        <w:t>Se não tivesse amor,</w:t>
-      </w:r>
-      <w:r>
-        <w:rPr>
-          <w:rFonts w:ascii="Arial" w:hAnsi="Arial" w:cs="Arial"/>
-          <w:b/>
-        </w:rPr>
-        <w:t xml:space="preserve"> </w:t>
-      </w:r>
-      <w:r>
-        <w:rPr>
-          <w:rFonts w:ascii="Arial" w:hAnsi="Arial" w:cs="Arial"/>
-          <w:b/>
-        </w:rPr>
-        <w:t>de nada valeria</w:t>
-      </w:r>
-    </w:p>
-    <w:p>
-      <w:pPr>
-        <w:rPr>
-          <w:rFonts w:ascii="Arial" w:hAnsi="Arial" w:cs="Arial"/>
-          <w:b/>
-        </w:rPr>
-      </w:pPr>
-      <w:r>
-        <w:rPr>
-          <w:rFonts w:ascii="Arial" w:hAnsi="Arial" w:cs="Arial"/>
-          <w:b/>
-        </w:rPr>
-        <w:t>Se não tivesse amor,</w:t>
-      </w:r>
-      <w:r>
-        <w:rPr>
-          <w:rFonts w:ascii="Arial" w:hAnsi="Arial" w:cs="Arial"/>
-          <w:b/>
-        </w:rPr>
-        <w:t xml:space="preserve"> </w:t>
-      </w:r>
-      <w:r>
-        <w:rPr>
-          <w:rFonts w:ascii="Arial" w:hAnsi="Arial" w:cs="Arial"/>
-          <w:b/>
-        </w:rPr>
-        <w:t>proveito algum teria</w:t>
-      </w:r>
-    </w:p>
-    <w:p>
-      <w:pPr>
-        <w:rPr>
-          <w:rFonts w:ascii="Arial" w:hAnsi="Arial" w:cs="Arial"/>
-          <w:b/>
-        </w:rPr>
-      </w:pPr>
-      <w:r>
-        <w:rPr>
-          <w:rFonts w:ascii="Arial" w:hAnsi="Arial" w:cs="Arial"/>
-          <w:b/>
-        </w:rPr>
-        <w:t>Fria e sem razão,</w:t>
-      </w:r>
-      <w:r>
-        <w:rPr>
-          <w:rFonts w:ascii="Arial" w:hAnsi="Arial" w:cs="Arial"/>
-          <w:b/>
-        </w:rPr>
-        <w:t xml:space="preserve"> </w:t>
-      </w:r>
-      <w:r>
-        <w:rPr>
-          <w:rFonts w:ascii="Arial" w:hAnsi="Arial" w:cs="Arial"/>
-          <w:b/>
-        </w:rPr>
-        <w:t>a vida então passaria</w:t>
-      </w:r>
-    </w:p>
-    <w:p>
-      <w:pPr>
-        <w:rPr>
-          <w:rFonts w:ascii="Arial" w:hAnsi="Arial" w:cs="Arial"/>
-          <w:b/>
-        </w:rPr>
-      </w:pPr>
-      <w:r>
-        <w:rPr>
-          <w:rFonts w:ascii="Arial" w:hAnsi="Arial" w:cs="Arial"/>
-          <w:b/>
-        </w:rPr>
-        <w:t>Vazio seria o falar,</w:t>
-      </w:r>
-      <w:r>
-        <w:rPr>
-          <w:rFonts w:ascii="Arial" w:hAnsi="Arial" w:cs="Arial"/>
-          <w:b/>
-        </w:rPr>
-        <w:t xml:space="preserve"> </w:t>
-      </w:r>
-    </w:p>
-    <w:p>
-      <w:pPr>
-        <w:rPr>
-          <w:rFonts w:ascii="Arial" w:hAnsi="Arial" w:cs="Arial"/>
-          <w:b/>
-        </w:rPr>
-      </w:pPr>
-      <w:r>
-        <w:rPr>
-          <w:rFonts w:ascii="Arial" w:hAnsi="Arial" w:cs="Arial"/>
-          <w:b/>
-        </w:rPr>
-        <w:t>U</w:t>
-      </w:r>
-      <w:r>
-        <w:rPr>
-          <w:rFonts w:ascii="Arial" w:hAnsi="Arial" w:cs="Arial"/>
-          <w:b/>
-        </w:rPr>
-        <w:t>m sino que insiste em tocar</w:t>
-      </w:r>
-    </w:p>
-    <w:p>
-      <w:pPr>
-        <w:rPr>
-          <w:rFonts w:ascii="Arial" w:hAnsi="Arial" w:cs="Arial"/>
-          <w:b/>
-        </w:rPr>
-      </w:pPr>
-      <w:r>
-        <w:rPr>
-          <w:rFonts w:ascii="Arial" w:hAnsi="Arial" w:cs="Arial"/>
-          <w:b/>
-        </w:rPr>
-        <w:t>Se dentro de mim</w:t>
-      </w:r>
-      <w:r>
-        <w:rPr>
-          <w:rFonts w:ascii="Arial" w:hAnsi="Arial" w:cs="Arial"/>
-          <w:b/>
-        </w:rPr>
-        <w:t xml:space="preserve"> </w:t>
-      </w:r>
-      <w:r>
-        <w:rPr>
-          <w:rFonts w:ascii="Arial" w:hAnsi="Arial" w:cs="Arial"/>
-          <w:b/>
-        </w:rPr>
-        <w:t>não valesse o amor</w:t>
-      </w:r>
-      <w:r>
-        <w:rPr>
-          <w:rFonts w:ascii="Arial" w:hAnsi="Arial" w:cs="Arial"/>
-          <w:b/>
-        </w:rPr>
-        <w:t xml:space="preserve"> (2X)</w:t>
-      </w:r>
-    </w:p>
-    <w:p/>
     <w:sectPr>
       <w:pgSz w:w="11906" w:h="16838"/>
       <w:pgMar w:top="1417" w:right="1701" w:bottom="1417" w:left="1701" w:header="708" w:footer="708" w:gutter="0"/>
@@ -666,7 +513,7 @@
 </file>
 
 <file path=word/styles.xml><?xml version="1.0" encoding="utf-8"?>
-<w:styles xmlns:mc="http://schemas.openxmlformats.org/markup-compatibility/2006" xmlns:r="http://schemas.openxmlformats.org/officeDocument/2006/relationships" xmlns:w="http://schemas.openxmlformats.org/wordprocessingml/2006/main" xmlns:w14="http://schemas.microsoft.com/office/word/2010/wordml" xmlns:w15="http://schemas.microsoft.com/office/word/2012/wordml" xmlns:w16cex="http://schemas.microsoft.com/office/word/2018/wordml/cex" xmlns:w16cid="http://schemas.microsoft.com/office/word/2016/wordml/cid" xmlns:w16="http://schemas.microsoft.com/office/word/2018/wordml" xmlns:w16sdtdh="http://schemas.microsoft.com/office/word/2020/wordml/sdtdatahash" xmlns:w16se="http://schemas.microsoft.com/office/word/2015/wordml/symex" mc:Ignorable="w14 w15 w16se w16cid w16 w16cex w16sdtdh">
+<w:styles xmlns:mc="http://schemas.openxmlformats.org/markup-compatibility/2006" xmlns:r="http://schemas.openxmlformats.org/officeDocument/2006/relationships" xmlns:w="http://schemas.openxmlformats.org/wordprocessingml/2006/main" xmlns:w14="http://schemas.microsoft.com/office/word/2010/wordml" xmlns:w15="http://schemas.microsoft.com/office/word/2012/wordml" xmlns:w16cex="http://schemas.microsoft.com/office/word/2018/wordml/cex" xmlns:w16cid="http://schemas.microsoft.com/office/word/2016/wordml/cid" xmlns:w16="http://schemas.microsoft.com/office/word/2018/wordml" xmlns:w16du="http://schemas.microsoft.com/office/word/2023/wordml/word16du" xmlns:w16sdtdh="http://schemas.microsoft.com/office/word/2020/wordml/sdtdatahash" xmlns:w16sdtfl="http://schemas.microsoft.com/office/word/2024/wordml/sdtformatlock" xmlns:w16se="http://schemas.microsoft.com/office/word/2015/wordml/symex" mc:Ignorable="w14 w15 w16se w16cid w16 w16cex w16sdtdh w16sdtfl w16du">
   <w:docDefaults>
     <w:rPrDefault>
       <w:rPr>
